--- a/doc/readme/CraftHub使用说明_V1.0.docx
+++ b/doc/readme/CraftHub使用说明_V1.0.docx
@@ -877,7 +877,7 @@
               <w:tab w:val="right" w:leader="dot" w:pos="9628"/>
             </w:tabs>
             <w:rPr>
-              <w:rFonts w:asciiTheme="minorHAnsi" w:eastAsiaTheme="minorEastAsia" w:hAnsiTheme="minorHAnsi" w:hint="eastAsia"/>
+              <w:rFonts w:asciiTheme="minorHAnsi" w:eastAsiaTheme="minorEastAsia" w:hAnsiTheme="minorHAnsi"/>
               <w:noProof/>
               <w:kern w:val="2"/>
               <w:sz w:val="22"/>
@@ -1031,7 +1031,7 @@
               <w:tab w:val="right" w:leader="dot" w:pos="9628"/>
             </w:tabs>
             <w:rPr>
-              <w:rFonts w:asciiTheme="minorHAnsi" w:eastAsiaTheme="minorEastAsia" w:hAnsiTheme="minorHAnsi" w:hint="eastAsia"/>
+              <w:rFonts w:asciiTheme="minorHAnsi" w:eastAsiaTheme="minorEastAsia" w:hAnsiTheme="minorHAnsi"/>
               <w:noProof/>
               <w:kern w:val="2"/>
               <w:sz w:val="22"/>
@@ -1149,7 +1149,7 @@
               <w:tab w:val="right" w:leader="dot" w:pos="9628"/>
             </w:tabs>
             <w:rPr>
-              <w:rFonts w:asciiTheme="minorHAnsi" w:eastAsiaTheme="minorEastAsia" w:hAnsiTheme="minorHAnsi" w:hint="eastAsia"/>
+              <w:rFonts w:asciiTheme="minorHAnsi" w:eastAsiaTheme="minorEastAsia" w:hAnsiTheme="minorHAnsi"/>
               <w:noProof/>
               <w:kern w:val="2"/>
               <w:sz w:val="22"/>
@@ -1264,7 +1264,7 @@
               <w:tab w:val="right" w:leader="dot" w:pos="9628"/>
             </w:tabs>
             <w:rPr>
-              <w:rFonts w:asciiTheme="minorHAnsi" w:eastAsiaTheme="minorEastAsia" w:hAnsiTheme="minorHAnsi" w:hint="eastAsia"/>
+              <w:rFonts w:asciiTheme="minorHAnsi" w:eastAsiaTheme="minorEastAsia" w:hAnsiTheme="minorHAnsi"/>
               <w:noProof/>
               <w:kern w:val="2"/>
               <w:sz w:val="22"/>
@@ -1379,7 +1379,7 @@
               <w:tab w:val="right" w:leader="dot" w:pos="9628"/>
             </w:tabs>
             <w:rPr>
-              <w:rFonts w:asciiTheme="minorHAnsi" w:eastAsiaTheme="minorEastAsia" w:hAnsiTheme="minorHAnsi" w:hint="eastAsia"/>
+              <w:rFonts w:asciiTheme="minorHAnsi" w:eastAsiaTheme="minorEastAsia" w:hAnsiTheme="minorHAnsi"/>
               <w:noProof/>
               <w:kern w:val="2"/>
               <w:sz w:val="22"/>
@@ -1495,7 +1495,7 @@
               <w:tab w:val="right" w:leader="dot" w:pos="9628"/>
             </w:tabs>
             <w:rPr>
-              <w:rFonts w:asciiTheme="minorHAnsi" w:eastAsiaTheme="minorEastAsia" w:hAnsiTheme="minorHAnsi" w:hint="eastAsia"/>
+              <w:rFonts w:asciiTheme="minorHAnsi" w:eastAsiaTheme="minorEastAsia" w:hAnsiTheme="minorHAnsi"/>
               <w:noProof/>
               <w:kern w:val="2"/>
               <w:sz w:val="22"/>
@@ -1612,7 +1612,7 @@
               <w:tab w:val="right" w:leader="dot" w:pos="9628"/>
             </w:tabs>
             <w:rPr>
-              <w:rFonts w:asciiTheme="minorHAnsi" w:eastAsiaTheme="minorEastAsia" w:hAnsiTheme="minorHAnsi" w:hint="eastAsia"/>
+              <w:rFonts w:asciiTheme="minorHAnsi" w:eastAsiaTheme="minorEastAsia" w:hAnsiTheme="minorHAnsi"/>
               <w:noProof/>
               <w:kern w:val="2"/>
               <w:sz w:val="22"/>
@@ -1718,7 +1718,7 @@
               <w:tab w:val="right" w:leader="dot" w:pos="9628"/>
             </w:tabs>
             <w:rPr>
-              <w:rFonts w:asciiTheme="minorHAnsi" w:eastAsiaTheme="minorEastAsia" w:hAnsiTheme="minorHAnsi" w:hint="eastAsia"/>
+              <w:rFonts w:asciiTheme="minorHAnsi" w:eastAsiaTheme="minorEastAsia" w:hAnsiTheme="minorHAnsi"/>
               <w:noProof/>
               <w:kern w:val="2"/>
               <w:sz w:val="22"/>
@@ -1825,7 +1825,7 @@
               <w:tab w:val="right" w:leader="dot" w:pos="9628"/>
             </w:tabs>
             <w:rPr>
-              <w:rFonts w:asciiTheme="minorHAnsi" w:eastAsiaTheme="minorEastAsia" w:hAnsiTheme="minorHAnsi" w:hint="eastAsia"/>
+              <w:rFonts w:asciiTheme="minorHAnsi" w:eastAsiaTheme="minorEastAsia" w:hAnsiTheme="minorHAnsi"/>
               <w:noProof/>
               <w:kern w:val="2"/>
               <w:sz w:val="22"/>
@@ -1950,7 +1950,7 @@
               <w:tab w:val="right" w:leader="dot" w:pos="9628"/>
             </w:tabs>
             <w:rPr>
-              <w:rFonts w:asciiTheme="minorHAnsi" w:eastAsiaTheme="minorEastAsia" w:hAnsiTheme="minorHAnsi" w:hint="eastAsia"/>
+              <w:rFonts w:asciiTheme="minorHAnsi" w:eastAsiaTheme="minorEastAsia" w:hAnsiTheme="minorHAnsi"/>
               <w:noProof/>
               <w:kern w:val="2"/>
               <w:sz w:val="22"/>
@@ -2056,7 +2056,7 @@
               <w:tab w:val="right" w:leader="dot" w:pos="9628"/>
             </w:tabs>
             <w:rPr>
-              <w:rFonts w:asciiTheme="minorHAnsi" w:eastAsiaTheme="minorEastAsia" w:hAnsiTheme="minorHAnsi" w:hint="eastAsia"/>
+              <w:rFonts w:asciiTheme="minorHAnsi" w:eastAsiaTheme="minorEastAsia" w:hAnsiTheme="minorHAnsi"/>
               <w:noProof/>
               <w:kern w:val="2"/>
               <w:sz w:val="22"/>
@@ -2162,7 +2162,7 @@
               <w:tab w:val="right" w:leader="dot" w:pos="9628"/>
             </w:tabs>
             <w:rPr>
-              <w:rFonts w:asciiTheme="minorHAnsi" w:eastAsiaTheme="minorEastAsia" w:hAnsiTheme="minorHAnsi" w:hint="eastAsia"/>
+              <w:rFonts w:asciiTheme="minorHAnsi" w:eastAsiaTheme="minorEastAsia" w:hAnsiTheme="minorHAnsi"/>
               <w:noProof/>
               <w:kern w:val="2"/>
               <w:sz w:val="22"/>
@@ -2269,7 +2269,7 @@
               <w:tab w:val="right" w:leader="dot" w:pos="9628"/>
             </w:tabs>
             <w:rPr>
-              <w:rFonts w:asciiTheme="minorHAnsi" w:eastAsiaTheme="minorEastAsia" w:hAnsiTheme="minorHAnsi" w:hint="eastAsia"/>
+              <w:rFonts w:asciiTheme="minorHAnsi" w:eastAsiaTheme="minorEastAsia" w:hAnsiTheme="minorHAnsi"/>
               <w:noProof/>
               <w:kern w:val="2"/>
               <w:sz w:val="22"/>
@@ -2387,7 +2387,7 @@
               <w:tab w:val="right" w:leader="dot" w:pos="9628"/>
             </w:tabs>
             <w:rPr>
-              <w:rFonts w:asciiTheme="minorHAnsi" w:eastAsiaTheme="minorEastAsia" w:hAnsiTheme="minorHAnsi" w:hint="eastAsia"/>
+              <w:rFonts w:asciiTheme="minorHAnsi" w:eastAsiaTheme="minorEastAsia" w:hAnsiTheme="minorHAnsi"/>
               <w:noProof/>
               <w:kern w:val="2"/>
               <w:sz w:val="22"/>
@@ -2493,7 +2493,7 @@
               <w:tab w:val="right" w:leader="dot" w:pos="9628"/>
             </w:tabs>
             <w:rPr>
-              <w:rFonts w:asciiTheme="minorHAnsi" w:eastAsiaTheme="minorEastAsia" w:hAnsiTheme="minorHAnsi" w:hint="eastAsia"/>
+              <w:rFonts w:asciiTheme="minorHAnsi" w:eastAsiaTheme="minorEastAsia" w:hAnsiTheme="minorHAnsi"/>
               <w:noProof/>
               <w:kern w:val="2"/>
               <w:sz w:val="22"/>
@@ -2599,7 +2599,7 @@
               <w:tab w:val="right" w:leader="dot" w:pos="9628"/>
             </w:tabs>
             <w:rPr>
-              <w:rFonts w:asciiTheme="minorHAnsi" w:eastAsiaTheme="minorEastAsia" w:hAnsiTheme="minorHAnsi" w:hint="eastAsia"/>
+              <w:rFonts w:asciiTheme="minorHAnsi" w:eastAsiaTheme="minorEastAsia" w:hAnsiTheme="minorHAnsi"/>
               <w:noProof/>
               <w:kern w:val="2"/>
               <w:sz w:val="22"/>
@@ -2705,7 +2705,7 @@
               <w:tab w:val="right" w:leader="dot" w:pos="9628"/>
             </w:tabs>
             <w:rPr>
-              <w:rFonts w:asciiTheme="minorHAnsi" w:eastAsiaTheme="minorEastAsia" w:hAnsiTheme="minorHAnsi" w:hint="eastAsia"/>
+              <w:rFonts w:asciiTheme="minorHAnsi" w:eastAsiaTheme="minorEastAsia" w:hAnsiTheme="minorHAnsi"/>
               <w:noProof/>
               <w:kern w:val="2"/>
               <w:sz w:val="22"/>
@@ -2811,7 +2811,7 @@
               <w:tab w:val="right" w:leader="dot" w:pos="9628"/>
             </w:tabs>
             <w:rPr>
-              <w:rFonts w:asciiTheme="minorHAnsi" w:eastAsiaTheme="minorEastAsia" w:hAnsiTheme="minorHAnsi" w:hint="eastAsia"/>
+              <w:rFonts w:asciiTheme="minorHAnsi" w:eastAsiaTheme="minorEastAsia" w:hAnsiTheme="minorHAnsi"/>
               <w:noProof/>
               <w:kern w:val="2"/>
               <w:sz w:val="22"/>
@@ -2918,7 +2918,7 @@
               <w:tab w:val="right" w:leader="dot" w:pos="9628"/>
             </w:tabs>
             <w:rPr>
-              <w:rFonts w:asciiTheme="minorHAnsi" w:eastAsiaTheme="minorEastAsia" w:hAnsiTheme="minorHAnsi" w:hint="eastAsia"/>
+              <w:rFonts w:asciiTheme="minorHAnsi" w:eastAsiaTheme="minorEastAsia" w:hAnsiTheme="minorHAnsi"/>
               <w:noProof/>
               <w:kern w:val="2"/>
               <w:sz w:val="22"/>
@@ -3036,7 +3036,7 @@
               <w:tab w:val="right" w:leader="dot" w:pos="9628"/>
             </w:tabs>
             <w:rPr>
-              <w:rFonts w:asciiTheme="minorHAnsi" w:eastAsiaTheme="minorEastAsia" w:hAnsiTheme="minorHAnsi" w:hint="eastAsia"/>
+              <w:rFonts w:asciiTheme="minorHAnsi" w:eastAsiaTheme="minorEastAsia" w:hAnsiTheme="minorHAnsi"/>
               <w:noProof/>
               <w:kern w:val="2"/>
               <w:sz w:val="22"/>
@@ -3142,7 +3142,7 @@
               <w:tab w:val="right" w:leader="dot" w:pos="9628"/>
             </w:tabs>
             <w:rPr>
-              <w:rFonts w:asciiTheme="minorHAnsi" w:eastAsiaTheme="minorEastAsia" w:hAnsiTheme="minorHAnsi" w:hint="eastAsia"/>
+              <w:rFonts w:asciiTheme="minorHAnsi" w:eastAsiaTheme="minorEastAsia" w:hAnsiTheme="minorHAnsi"/>
               <w:noProof/>
               <w:kern w:val="2"/>
               <w:sz w:val="22"/>
@@ -3248,7 +3248,7 @@
               <w:tab w:val="right" w:leader="dot" w:pos="9628"/>
             </w:tabs>
             <w:rPr>
-              <w:rFonts w:asciiTheme="minorHAnsi" w:eastAsiaTheme="minorEastAsia" w:hAnsiTheme="minorHAnsi" w:hint="eastAsia"/>
+              <w:rFonts w:asciiTheme="minorHAnsi" w:eastAsiaTheme="minorEastAsia" w:hAnsiTheme="minorHAnsi"/>
               <w:noProof/>
               <w:kern w:val="2"/>
               <w:sz w:val="22"/>
@@ -3354,7 +3354,7 @@
               <w:tab w:val="right" w:leader="dot" w:pos="9628"/>
             </w:tabs>
             <w:rPr>
-              <w:rFonts w:asciiTheme="minorHAnsi" w:eastAsiaTheme="minorEastAsia" w:hAnsiTheme="minorHAnsi" w:hint="eastAsia"/>
+              <w:rFonts w:asciiTheme="minorHAnsi" w:eastAsiaTheme="minorEastAsia" w:hAnsiTheme="minorHAnsi"/>
               <w:noProof/>
               <w:kern w:val="2"/>
               <w:sz w:val="22"/>
@@ -3460,7 +3460,7 @@
               <w:tab w:val="right" w:leader="dot" w:pos="9628"/>
             </w:tabs>
             <w:rPr>
-              <w:rFonts w:asciiTheme="minorHAnsi" w:eastAsiaTheme="minorEastAsia" w:hAnsiTheme="minorHAnsi" w:hint="eastAsia"/>
+              <w:rFonts w:asciiTheme="minorHAnsi" w:eastAsiaTheme="minorEastAsia" w:hAnsiTheme="minorHAnsi"/>
               <w:noProof/>
               <w:kern w:val="2"/>
               <w:sz w:val="22"/>
@@ -3567,7 +3567,7 @@
               <w:tab w:val="right" w:leader="dot" w:pos="9628"/>
             </w:tabs>
             <w:rPr>
-              <w:rFonts w:asciiTheme="minorHAnsi" w:eastAsiaTheme="minorEastAsia" w:hAnsiTheme="minorHAnsi" w:hint="eastAsia"/>
+              <w:rFonts w:asciiTheme="minorHAnsi" w:eastAsiaTheme="minorEastAsia" w:hAnsiTheme="minorHAnsi"/>
               <w:noProof/>
               <w:kern w:val="2"/>
               <w:sz w:val="22"/>
@@ -3685,7 +3685,7 @@
               <w:tab w:val="right" w:leader="dot" w:pos="9628"/>
             </w:tabs>
             <w:rPr>
-              <w:rFonts w:asciiTheme="minorHAnsi" w:eastAsiaTheme="minorEastAsia" w:hAnsiTheme="minorHAnsi" w:hint="eastAsia"/>
+              <w:rFonts w:asciiTheme="minorHAnsi" w:eastAsiaTheme="minorEastAsia" w:hAnsiTheme="minorHAnsi"/>
               <w:noProof/>
               <w:kern w:val="2"/>
               <w:sz w:val="22"/>
@@ -3791,7 +3791,7 @@
               <w:tab w:val="right" w:leader="dot" w:pos="9628"/>
             </w:tabs>
             <w:rPr>
-              <w:rFonts w:asciiTheme="minorHAnsi" w:eastAsiaTheme="minorEastAsia" w:hAnsiTheme="minorHAnsi" w:hint="eastAsia"/>
+              <w:rFonts w:asciiTheme="minorHAnsi" w:eastAsiaTheme="minorEastAsia" w:hAnsiTheme="minorHAnsi"/>
               <w:noProof/>
               <w:kern w:val="2"/>
               <w:sz w:val="22"/>
@@ -3897,7 +3897,7 @@
               <w:tab w:val="right" w:leader="dot" w:pos="9628"/>
             </w:tabs>
             <w:rPr>
-              <w:rFonts w:asciiTheme="minorHAnsi" w:eastAsiaTheme="minorEastAsia" w:hAnsiTheme="minorHAnsi" w:hint="eastAsia"/>
+              <w:rFonts w:asciiTheme="minorHAnsi" w:eastAsiaTheme="minorEastAsia" w:hAnsiTheme="minorHAnsi"/>
               <w:noProof/>
               <w:kern w:val="2"/>
               <w:sz w:val="22"/>
@@ -4003,7 +4003,7 @@
               <w:tab w:val="right" w:leader="dot" w:pos="9628"/>
             </w:tabs>
             <w:rPr>
-              <w:rFonts w:asciiTheme="minorHAnsi" w:eastAsiaTheme="minorEastAsia" w:hAnsiTheme="minorHAnsi" w:hint="eastAsia"/>
+              <w:rFonts w:asciiTheme="minorHAnsi" w:eastAsiaTheme="minorEastAsia" w:hAnsiTheme="minorHAnsi"/>
               <w:noProof/>
               <w:kern w:val="2"/>
               <w:sz w:val="22"/>
@@ -4109,7 +4109,7 @@
               <w:tab w:val="right" w:leader="dot" w:pos="9628"/>
             </w:tabs>
             <w:rPr>
-              <w:rFonts w:asciiTheme="minorHAnsi" w:eastAsiaTheme="minorEastAsia" w:hAnsiTheme="minorHAnsi" w:hint="eastAsia"/>
+              <w:rFonts w:asciiTheme="minorHAnsi" w:eastAsiaTheme="minorEastAsia" w:hAnsiTheme="minorHAnsi"/>
               <w:noProof/>
               <w:kern w:val="2"/>
               <w:sz w:val="22"/>
@@ -4215,7 +4215,7 @@
               <w:tab w:val="right" w:leader="dot" w:pos="9628"/>
             </w:tabs>
             <w:rPr>
-              <w:rFonts w:asciiTheme="minorHAnsi" w:eastAsiaTheme="minorEastAsia" w:hAnsiTheme="minorHAnsi" w:hint="eastAsia"/>
+              <w:rFonts w:asciiTheme="minorHAnsi" w:eastAsiaTheme="minorEastAsia" w:hAnsiTheme="minorHAnsi"/>
               <w:noProof/>
               <w:kern w:val="2"/>
               <w:sz w:val="22"/>
@@ -4321,7 +4321,7 @@
               <w:tab w:val="right" w:leader="dot" w:pos="9628"/>
             </w:tabs>
             <w:rPr>
-              <w:rFonts w:asciiTheme="minorHAnsi" w:eastAsiaTheme="minorEastAsia" w:hAnsiTheme="minorHAnsi" w:hint="eastAsia"/>
+              <w:rFonts w:asciiTheme="minorHAnsi" w:eastAsiaTheme="minorEastAsia" w:hAnsiTheme="minorHAnsi"/>
               <w:noProof/>
               <w:kern w:val="2"/>
               <w:sz w:val="22"/>
@@ -4427,7 +4427,7 @@
               <w:tab w:val="right" w:leader="dot" w:pos="9628"/>
             </w:tabs>
             <w:rPr>
-              <w:rFonts w:asciiTheme="minorHAnsi" w:eastAsiaTheme="minorEastAsia" w:hAnsiTheme="minorHAnsi" w:hint="eastAsia"/>
+              <w:rFonts w:asciiTheme="minorHAnsi" w:eastAsiaTheme="minorEastAsia" w:hAnsiTheme="minorHAnsi"/>
               <w:noProof/>
               <w:kern w:val="2"/>
               <w:sz w:val="22"/>
@@ -4533,7 +4533,7 @@
               <w:tab w:val="right" w:leader="dot" w:pos="9628"/>
             </w:tabs>
             <w:rPr>
-              <w:rFonts w:asciiTheme="minorHAnsi" w:eastAsiaTheme="minorEastAsia" w:hAnsiTheme="minorHAnsi" w:hint="eastAsia"/>
+              <w:rFonts w:asciiTheme="minorHAnsi" w:eastAsiaTheme="minorEastAsia" w:hAnsiTheme="minorHAnsi"/>
               <w:noProof/>
               <w:kern w:val="2"/>
               <w:sz w:val="22"/>
@@ -4649,7 +4649,7 @@
               <w:tab w:val="right" w:leader="dot" w:pos="9628"/>
             </w:tabs>
             <w:rPr>
-              <w:rFonts w:asciiTheme="minorHAnsi" w:eastAsiaTheme="minorEastAsia" w:hAnsiTheme="minorHAnsi" w:hint="eastAsia"/>
+              <w:rFonts w:asciiTheme="minorHAnsi" w:eastAsiaTheme="minorEastAsia" w:hAnsiTheme="minorHAnsi"/>
               <w:noProof/>
               <w:kern w:val="2"/>
               <w:sz w:val="22"/>
@@ -4767,7 +4767,7 @@
               <w:tab w:val="right" w:leader="dot" w:pos="9628"/>
             </w:tabs>
             <w:rPr>
-              <w:rFonts w:asciiTheme="minorHAnsi" w:eastAsiaTheme="minorEastAsia" w:hAnsiTheme="minorHAnsi" w:hint="eastAsia"/>
+              <w:rFonts w:asciiTheme="minorHAnsi" w:eastAsiaTheme="minorEastAsia" w:hAnsiTheme="minorHAnsi"/>
               <w:noProof/>
               <w:kern w:val="2"/>
               <w:sz w:val="22"/>
@@ -4873,7 +4873,7 @@
               <w:tab w:val="right" w:leader="dot" w:pos="9628"/>
             </w:tabs>
             <w:rPr>
-              <w:rFonts w:asciiTheme="minorHAnsi" w:eastAsiaTheme="minorEastAsia" w:hAnsiTheme="minorHAnsi" w:hint="eastAsia"/>
+              <w:rFonts w:asciiTheme="minorHAnsi" w:eastAsiaTheme="minorEastAsia" w:hAnsiTheme="minorHAnsi"/>
               <w:noProof/>
               <w:kern w:val="2"/>
               <w:sz w:val="22"/>
@@ -4979,7 +4979,7 @@
               <w:tab w:val="right" w:leader="dot" w:pos="9628"/>
             </w:tabs>
             <w:rPr>
-              <w:rFonts w:asciiTheme="minorHAnsi" w:eastAsiaTheme="minorEastAsia" w:hAnsiTheme="minorHAnsi" w:hint="eastAsia"/>
+              <w:rFonts w:asciiTheme="minorHAnsi" w:eastAsiaTheme="minorEastAsia" w:hAnsiTheme="minorHAnsi"/>
               <w:noProof/>
               <w:kern w:val="2"/>
               <w:sz w:val="22"/>
@@ -5085,7 +5085,7 @@
               <w:tab w:val="right" w:leader="dot" w:pos="9628"/>
             </w:tabs>
             <w:rPr>
-              <w:rFonts w:asciiTheme="minorHAnsi" w:eastAsiaTheme="minorEastAsia" w:hAnsiTheme="minorHAnsi" w:hint="eastAsia"/>
+              <w:rFonts w:asciiTheme="minorHAnsi" w:eastAsiaTheme="minorEastAsia" w:hAnsiTheme="minorHAnsi"/>
               <w:noProof/>
               <w:kern w:val="2"/>
               <w:sz w:val="22"/>
@@ -5192,7 +5192,7 @@
               <w:tab w:val="right" w:leader="dot" w:pos="9628"/>
             </w:tabs>
             <w:rPr>
-              <w:rFonts w:asciiTheme="minorHAnsi" w:eastAsiaTheme="minorEastAsia" w:hAnsiTheme="minorHAnsi" w:hint="eastAsia"/>
+              <w:rFonts w:asciiTheme="minorHAnsi" w:eastAsiaTheme="minorEastAsia" w:hAnsiTheme="minorHAnsi"/>
               <w:noProof/>
               <w:kern w:val="2"/>
               <w:sz w:val="22"/>
@@ -5310,7 +5310,7 @@
               <w:tab w:val="right" w:leader="dot" w:pos="9628"/>
             </w:tabs>
             <w:rPr>
-              <w:rFonts w:asciiTheme="minorHAnsi" w:eastAsiaTheme="minorEastAsia" w:hAnsiTheme="minorHAnsi" w:hint="eastAsia"/>
+              <w:rFonts w:asciiTheme="minorHAnsi" w:eastAsiaTheme="minorEastAsia" w:hAnsiTheme="minorHAnsi"/>
               <w:noProof/>
               <w:kern w:val="2"/>
               <w:sz w:val="22"/>
@@ -5416,7 +5416,7 @@
               <w:tab w:val="right" w:leader="dot" w:pos="9628"/>
             </w:tabs>
             <w:rPr>
-              <w:rFonts w:asciiTheme="minorHAnsi" w:eastAsiaTheme="minorEastAsia" w:hAnsiTheme="minorHAnsi" w:hint="eastAsia"/>
+              <w:rFonts w:asciiTheme="minorHAnsi" w:eastAsiaTheme="minorEastAsia" w:hAnsiTheme="minorHAnsi"/>
               <w:noProof/>
               <w:kern w:val="2"/>
               <w:sz w:val="22"/>
@@ -5522,7 +5522,7 @@
               <w:tab w:val="right" w:leader="dot" w:pos="9628"/>
             </w:tabs>
             <w:rPr>
-              <w:rFonts w:asciiTheme="minorHAnsi" w:eastAsiaTheme="minorEastAsia" w:hAnsiTheme="minorHAnsi" w:hint="eastAsia"/>
+              <w:rFonts w:asciiTheme="minorHAnsi" w:eastAsiaTheme="minorEastAsia" w:hAnsiTheme="minorHAnsi"/>
               <w:noProof/>
               <w:kern w:val="2"/>
               <w:sz w:val="22"/>
@@ -5628,7 +5628,7 @@
               <w:tab w:val="right" w:leader="dot" w:pos="9628"/>
             </w:tabs>
             <w:rPr>
-              <w:rFonts w:asciiTheme="minorHAnsi" w:eastAsiaTheme="minorEastAsia" w:hAnsiTheme="minorHAnsi" w:hint="eastAsia"/>
+              <w:rFonts w:asciiTheme="minorHAnsi" w:eastAsiaTheme="minorEastAsia" w:hAnsiTheme="minorHAnsi"/>
               <w:noProof/>
               <w:kern w:val="2"/>
               <w:sz w:val="22"/>
@@ -5734,7 +5734,7 @@
               <w:tab w:val="right" w:leader="dot" w:pos="9628"/>
             </w:tabs>
             <w:rPr>
-              <w:rFonts w:asciiTheme="minorHAnsi" w:eastAsiaTheme="minorEastAsia" w:hAnsiTheme="minorHAnsi" w:hint="eastAsia"/>
+              <w:rFonts w:asciiTheme="minorHAnsi" w:eastAsiaTheme="minorEastAsia" w:hAnsiTheme="minorHAnsi"/>
               <w:noProof/>
               <w:kern w:val="2"/>
               <w:sz w:val="22"/>
@@ -5840,7 +5840,7 @@
               <w:tab w:val="right" w:leader="dot" w:pos="9628"/>
             </w:tabs>
             <w:rPr>
-              <w:rFonts w:asciiTheme="minorHAnsi" w:eastAsiaTheme="minorEastAsia" w:hAnsiTheme="minorHAnsi" w:hint="eastAsia"/>
+              <w:rFonts w:asciiTheme="minorHAnsi" w:eastAsiaTheme="minorEastAsia" w:hAnsiTheme="minorHAnsi"/>
               <w:noProof/>
               <w:kern w:val="2"/>
               <w:sz w:val="22"/>
@@ -5946,7 +5946,7 @@
               <w:tab w:val="right" w:leader="dot" w:pos="9628"/>
             </w:tabs>
             <w:rPr>
-              <w:rFonts w:asciiTheme="minorHAnsi" w:eastAsiaTheme="minorEastAsia" w:hAnsiTheme="minorHAnsi" w:hint="eastAsia"/>
+              <w:rFonts w:asciiTheme="minorHAnsi" w:eastAsiaTheme="minorEastAsia" w:hAnsiTheme="minorHAnsi"/>
               <w:noProof/>
               <w:kern w:val="2"/>
               <w:sz w:val="22"/>
@@ -6053,7 +6053,7 @@
               <w:tab w:val="right" w:leader="dot" w:pos="9628"/>
             </w:tabs>
             <w:rPr>
-              <w:rFonts w:asciiTheme="minorHAnsi" w:eastAsiaTheme="minorEastAsia" w:hAnsiTheme="minorHAnsi" w:hint="eastAsia"/>
+              <w:rFonts w:asciiTheme="minorHAnsi" w:eastAsiaTheme="minorEastAsia" w:hAnsiTheme="minorHAnsi"/>
               <w:noProof/>
               <w:kern w:val="2"/>
               <w:sz w:val="22"/>
@@ -6171,7 +6171,7 @@
               <w:tab w:val="right" w:leader="dot" w:pos="9628"/>
             </w:tabs>
             <w:rPr>
-              <w:rFonts w:asciiTheme="minorHAnsi" w:eastAsiaTheme="minorEastAsia" w:hAnsiTheme="minorHAnsi" w:hint="eastAsia"/>
+              <w:rFonts w:asciiTheme="minorHAnsi" w:eastAsiaTheme="minorEastAsia" w:hAnsiTheme="minorHAnsi"/>
               <w:noProof/>
               <w:kern w:val="2"/>
               <w:sz w:val="22"/>
@@ -6277,7 +6277,7 @@
               <w:tab w:val="right" w:leader="dot" w:pos="9628"/>
             </w:tabs>
             <w:rPr>
-              <w:rFonts w:asciiTheme="minorHAnsi" w:eastAsiaTheme="minorEastAsia" w:hAnsiTheme="minorHAnsi" w:hint="eastAsia"/>
+              <w:rFonts w:asciiTheme="minorHAnsi" w:eastAsiaTheme="minorEastAsia" w:hAnsiTheme="minorHAnsi"/>
               <w:noProof/>
               <w:kern w:val="2"/>
               <w:sz w:val="22"/>
@@ -6383,7 +6383,7 @@
               <w:tab w:val="right" w:leader="dot" w:pos="9628"/>
             </w:tabs>
             <w:rPr>
-              <w:rFonts w:asciiTheme="minorHAnsi" w:eastAsiaTheme="minorEastAsia" w:hAnsiTheme="minorHAnsi" w:hint="eastAsia"/>
+              <w:rFonts w:asciiTheme="minorHAnsi" w:eastAsiaTheme="minorEastAsia" w:hAnsiTheme="minorHAnsi"/>
               <w:noProof/>
               <w:kern w:val="2"/>
               <w:sz w:val="22"/>
@@ -6489,7 +6489,7 @@
               <w:tab w:val="right" w:leader="dot" w:pos="9628"/>
             </w:tabs>
             <w:rPr>
-              <w:rFonts w:asciiTheme="minorHAnsi" w:eastAsiaTheme="minorEastAsia" w:hAnsiTheme="minorHAnsi" w:hint="eastAsia"/>
+              <w:rFonts w:asciiTheme="minorHAnsi" w:eastAsiaTheme="minorEastAsia" w:hAnsiTheme="minorHAnsi"/>
               <w:noProof/>
               <w:kern w:val="2"/>
               <w:sz w:val="22"/>
@@ -6595,7 +6595,7 @@
               <w:tab w:val="right" w:leader="dot" w:pos="9628"/>
             </w:tabs>
             <w:rPr>
-              <w:rFonts w:asciiTheme="minorHAnsi" w:eastAsiaTheme="minorEastAsia" w:hAnsiTheme="minorHAnsi" w:hint="eastAsia"/>
+              <w:rFonts w:asciiTheme="minorHAnsi" w:eastAsiaTheme="minorEastAsia" w:hAnsiTheme="minorHAnsi"/>
               <w:noProof/>
               <w:kern w:val="2"/>
               <w:sz w:val="22"/>
@@ -6701,7 +6701,7 @@
               <w:tab w:val="right" w:leader="dot" w:pos="9628"/>
             </w:tabs>
             <w:rPr>
-              <w:rFonts w:asciiTheme="minorHAnsi" w:eastAsiaTheme="minorEastAsia" w:hAnsiTheme="minorHAnsi" w:hint="eastAsia"/>
+              <w:rFonts w:asciiTheme="minorHAnsi" w:eastAsiaTheme="minorEastAsia" w:hAnsiTheme="minorHAnsi"/>
               <w:noProof/>
               <w:kern w:val="2"/>
               <w:sz w:val="22"/>
@@ -6807,7 +6807,7 @@
               <w:tab w:val="right" w:leader="dot" w:pos="9628"/>
             </w:tabs>
             <w:rPr>
-              <w:rFonts w:asciiTheme="minorHAnsi" w:eastAsiaTheme="minorEastAsia" w:hAnsiTheme="minorHAnsi" w:hint="eastAsia"/>
+              <w:rFonts w:asciiTheme="minorHAnsi" w:eastAsiaTheme="minorEastAsia" w:hAnsiTheme="minorHAnsi"/>
               <w:noProof/>
               <w:kern w:val="2"/>
               <w:sz w:val="22"/>
@@ -6913,7 +6913,7 @@
               <w:tab w:val="right" w:leader="dot" w:pos="9628"/>
             </w:tabs>
             <w:rPr>
-              <w:rFonts w:asciiTheme="minorHAnsi" w:eastAsiaTheme="minorEastAsia" w:hAnsiTheme="minorHAnsi" w:hint="eastAsia"/>
+              <w:rFonts w:asciiTheme="minorHAnsi" w:eastAsiaTheme="minorEastAsia" w:hAnsiTheme="minorHAnsi"/>
               <w:noProof/>
               <w:kern w:val="2"/>
               <w:sz w:val="22"/>
@@ -7019,7 +7019,7 @@
               <w:tab w:val="right" w:leader="dot" w:pos="9628"/>
             </w:tabs>
             <w:rPr>
-              <w:rFonts w:asciiTheme="minorHAnsi" w:eastAsiaTheme="minorEastAsia" w:hAnsiTheme="minorHAnsi" w:hint="eastAsia"/>
+              <w:rFonts w:asciiTheme="minorHAnsi" w:eastAsiaTheme="minorEastAsia" w:hAnsiTheme="minorHAnsi"/>
               <w:noProof/>
               <w:kern w:val="2"/>
               <w:sz w:val="22"/>
@@ -7125,7 +7125,7 @@
               <w:tab w:val="right" w:leader="dot" w:pos="9628"/>
             </w:tabs>
             <w:rPr>
-              <w:rFonts w:asciiTheme="minorHAnsi" w:eastAsiaTheme="minorEastAsia" w:hAnsiTheme="minorHAnsi" w:hint="eastAsia"/>
+              <w:rFonts w:asciiTheme="minorHAnsi" w:eastAsiaTheme="minorEastAsia" w:hAnsiTheme="minorHAnsi"/>
               <w:noProof/>
               <w:kern w:val="2"/>
               <w:sz w:val="22"/>
@@ -7231,7 +7231,7 @@
               <w:tab w:val="right" w:leader="dot" w:pos="9628"/>
             </w:tabs>
             <w:rPr>
-              <w:rFonts w:asciiTheme="minorHAnsi" w:eastAsiaTheme="minorEastAsia" w:hAnsiTheme="minorHAnsi" w:hint="eastAsia"/>
+              <w:rFonts w:asciiTheme="minorHAnsi" w:eastAsiaTheme="minorEastAsia" w:hAnsiTheme="minorHAnsi"/>
               <w:noProof/>
               <w:kern w:val="2"/>
               <w:sz w:val="22"/>
@@ -7337,7 +7337,7 @@
               <w:tab w:val="right" w:leader="dot" w:pos="9628"/>
             </w:tabs>
             <w:rPr>
-              <w:rFonts w:asciiTheme="minorHAnsi" w:eastAsiaTheme="minorEastAsia" w:hAnsiTheme="minorHAnsi" w:hint="eastAsia"/>
+              <w:rFonts w:asciiTheme="minorHAnsi" w:eastAsiaTheme="minorEastAsia" w:hAnsiTheme="minorHAnsi"/>
               <w:noProof/>
               <w:kern w:val="2"/>
               <w:sz w:val="22"/>
@@ -7443,7 +7443,7 @@
               <w:tab w:val="right" w:leader="dot" w:pos="9628"/>
             </w:tabs>
             <w:rPr>
-              <w:rFonts w:asciiTheme="minorHAnsi" w:eastAsiaTheme="minorEastAsia" w:hAnsiTheme="minorHAnsi" w:hint="eastAsia"/>
+              <w:rFonts w:asciiTheme="minorHAnsi" w:eastAsiaTheme="minorEastAsia" w:hAnsiTheme="minorHAnsi"/>
               <w:noProof/>
               <w:kern w:val="2"/>
               <w:sz w:val="22"/>
@@ -7549,7 +7549,7 @@
               <w:tab w:val="right" w:leader="dot" w:pos="9628"/>
             </w:tabs>
             <w:rPr>
-              <w:rFonts w:asciiTheme="minorHAnsi" w:eastAsiaTheme="minorEastAsia" w:hAnsiTheme="minorHAnsi" w:hint="eastAsia"/>
+              <w:rFonts w:asciiTheme="minorHAnsi" w:eastAsiaTheme="minorEastAsia" w:hAnsiTheme="minorHAnsi"/>
               <w:noProof/>
               <w:kern w:val="2"/>
               <w:sz w:val="22"/>
@@ -7655,7 +7655,7 @@
               <w:tab w:val="right" w:leader="dot" w:pos="9628"/>
             </w:tabs>
             <w:rPr>
-              <w:rFonts w:asciiTheme="minorHAnsi" w:eastAsiaTheme="minorEastAsia" w:hAnsiTheme="minorHAnsi" w:hint="eastAsia"/>
+              <w:rFonts w:asciiTheme="minorHAnsi" w:eastAsiaTheme="minorEastAsia" w:hAnsiTheme="minorHAnsi"/>
               <w:noProof/>
               <w:kern w:val="2"/>
               <w:sz w:val="22"/>
@@ -7761,7 +7761,7 @@
               <w:tab w:val="right" w:leader="dot" w:pos="9628"/>
             </w:tabs>
             <w:rPr>
-              <w:rFonts w:asciiTheme="minorHAnsi" w:eastAsiaTheme="minorEastAsia" w:hAnsiTheme="minorHAnsi" w:hint="eastAsia"/>
+              <w:rFonts w:asciiTheme="minorHAnsi" w:eastAsiaTheme="minorEastAsia" w:hAnsiTheme="minorHAnsi"/>
               <w:noProof/>
               <w:kern w:val="2"/>
               <w:sz w:val="22"/>
@@ -7867,7 +7867,7 @@
               <w:tab w:val="right" w:leader="dot" w:pos="9628"/>
             </w:tabs>
             <w:rPr>
-              <w:rFonts w:asciiTheme="minorHAnsi" w:eastAsiaTheme="minorEastAsia" w:hAnsiTheme="minorHAnsi" w:hint="eastAsia"/>
+              <w:rFonts w:asciiTheme="minorHAnsi" w:eastAsiaTheme="minorEastAsia" w:hAnsiTheme="minorHAnsi"/>
               <w:noProof/>
               <w:kern w:val="2"/>
               <w:sz w:val="22"/>
@@ -7973,7 +7973,7 @@
               <w:tab w:val="right" w:leader="dot" w:pos="9628"/>
             </w:tabs>
             <w:rPr>
-              <w:rFonts w:asciiTheme="minorHAnsi" w:eastAsiaTheme="minorEastAsia" w:hAnsiTheme="minorHAnsi" w:hint="eastAsia"/>
+              <w:rFonts w:asciiTheme="minorHAnsi" w:eastAsiaTheme="minorEastAsia" w:hAnsiTheme="minorHAnsi"/>
               <w:noProof/>
               <w:kern w:val="2"/>
               <w:sz w:val="22"/>
@@ -8080,7 +8080,7 @@
               <w:tab w:val="right" w:leader="dot" w:pos="9628"/>
             </w:tabs>
             <w:rPr>
-              <w:rFonts w:asciiTheme="minorHAnsi" w:eastAsiaTheme="minorEastAsia" w:hAnsiTheme="minorHAnsi" w:hint="eastAsia"/>
+              <w:rFonts w:asciiTheme="minorHAnsi" w:eastAsiaTheme="minorEastAsia" w:hAnsiTheme="minorHAnsi"/>
               <w:noProof/>
               <w:kern w:val="2"/>
               <w:sz w:val="22"/>
@@ -8199,7 +8199,7 @@
               <w:tab w:val="right" w:leader="dot" w:pos="9628"/>
             </w:tabs>
             <w:rPr>
-              <w:rFonts w:asciiTheme="minorHAnsi" w:eastAsiaTheme="minorEastAsia" w:hAnsiTheme="minorHAnsi" w:hint="eastAsia"/>
+              <w:rFonts w:asciiTheme="minorHAnsi" w:eastAsiaTheme="minorEastAsia" w:hAnsiTheme="minorHAnsi"/>
               <w:noProof/>
               <w:kern w:val="2"/>
               <w:sz w:val="22"/>
@@ -8317,7 +8317,7 @@
               <w:tab w:val="right" w:leader="dot" w:pos="9628"/>
             </w:tabs>
             <w:rPr>
-              <w:rFonts w:asciiTheme="minorHAnsi" w:eastAsiaTheme="minorEastAsia" w:hAnsiTheme="minorHAnsi" w:hint="eastAsia"/>
+              <w:rFonts w:asciiTheme="minorHAnsi" w:eastAsiaTheme="minorEastAsia" w:hAnsiTheme="minorHAnsi"/>
               <w:noProof/>
               <w:kern w:val="2"/>
               <w:sz w:val="22"/>
@@ -8423,7 +8423,7 @@
               <w:tab w:val="right" w:leader="dot" w:pos="9628"/>
             </w:tabs>
             <w:rPr>
-              <w:rFonts w:asciiTheme="minorHAnsi" w:eastAsiaTheme="minorEastAsia" w:hAnsiTheme="minorHAnsi" w:hint="eastAsia"/>
+              <w:rFonts w:asciiTheme="minorHAnsi" w:eastAsiaTheme="minorEastAsia" w:hAnsiTheme="minorHAnsi"/>
               <w:noProof/>
               <w:kern w:val="2"/>
               <w:sz w:val="22"/>
@@ -8529,7 +8529,7 @@
               <w:tab w:val="right" w:leader="dot" w:pos="9628"/>
             </w:tabs>
             <w:rPr>
-              <w:rFonts w:asciiTheme="minorHAnsi" w:eastAsiaTheme="minorEastAsia" w:hAnsiTheme="minorHAnsi" w:hint="eastAsia"/>
+              <w:rFonts w:asciiTheme="minorHAnsi" w:eastAsiaTheme="minorEastAsia" w:hAnsiTheme="minorHAnsi"/>
               <w:noProof/>
               <w:kern w:val="2"/>
               <w:sz w:val="22"/>
@@ -8555,25 +8555,7 @@
                 <w:noProof/>
                 <w:lang w:eastAsia="zh-CN"/>
               </w:rPr>
-              <w:t xml:space="preserve"> 文档维护</w:t>
-            </w:r>
-            <w:r>
-              <w:rPr>
-                <w:rStyle w:val="affc"/>
-                <w:rFonts w:ascii="宋体" w:eastAsia="宋体" w:hAnsi="宋体" w:cs="宋体"/>
-                <w:noProof/>
-                <w:lang w:eastAsia="zh-CN"/>
-              </w:rPr>
-              <w:t>说</w:t>
-            </w:r>
-            <w:r>
-              <w:rPr>
-                <w:rStyle w:val="affc"/>
-                <w:rFonts w:ascii="宋体" w:eastAsia="宋体" w:hAnsi="宋体" w:cs="宋体"/>
-                <w:noProof/>
-                <w:lang w:eastAsia="zh-CN"/>
-              </w:rPr>
-              <w:t>明</w:t>
+              <w:t xml:space="preserve"> 文档维护说明</w:t>
             </w:r>
             <w:r>
               <w:rPr>
@@ -8648,9 +8630,6 @@
         </w:p>
         <w:p>
           <w:pPr>
-            <w:rPr>
-              <w:rFonts w:hint="eastAsia"/>
-            </w:rPr>
             <w:sectPr>
               <w:headerReference w:type="default" r:id="rId8"/>
               <w:footerReference w:type="default" r:id="rId9"/>
@@ -8743,7 +8722,23 @@
           <w:rFonts w:ascii="Noto Sans CJK SC" w:eastAsia="Noto Sans CJK SC" w:hAnsi="Noto Sans CJK SC"/>
           <w:lang w:eastAsia="zh-CN"/>
         </w:rPr>
-        <w:t>CraftHub 用于为这些工具提供统一的桌面入口和运行环境。本说明书帮助使用者了解 CraftHub 的定位、启动方式、界面结构和通用操作流程，以便正确进入并管理各类子脚本。</w:t>
+        <w:t>CraftHub 用于为这些工具提供统一的桌面入口和运行环境。本说明书帮助使用者了解 CraftHub 的定位、启动方式、界面结构和通用操作流程，以便正确进入并管理各类子</w:t>
+      </w:r>
+      <w:r>
+        <w:rPr>
+          <w:rFonts w:ascii="Noto Sans CJK SC" w:eastAsia="Noto Sans CJK SC" w:hAnsi="Noto Sans CJK SC"/>
+          <w:i/>
+          <w:iCs/>
+          <w:lang w:eastAsia="zh-CN"/>
+        </w:rPr>
+        <w:t>脚本</w:t>
+      </w:r>
+      <w:r>
+        <w:rPr>
+          <w:rFonts w:ascii="Noto Sans CJK SC" w:eastAsia="Noto Sans CJK SC" w:hAnsi="Noto Sans CJK SC"/>
+          <w:lang w:eastAsia="zh-CN"/>
+        </w:rPr>
+        <w:t>。</w:t>
       </w:r>
     </w:p>
     <w:p>
@@ -10261,7 +10256,7 @@
         <w:pStyle w:val="aff9"/>
         <w:ind w:left="397" w:hanging="198"/>
         <w:rPr>
-          <w:rFonts w:ascii="Noto Sans CJK SC" w:eastAsia="宋体" w:hAnsi="Noto Sans CJK SC"/>
+          <w:rFonts w:ascii="Noto Sans CJK SC" w:eastAsia="宋体" w:hAnsi="Noto Sans CJK SC" w:hint="eastAsia"/>
           <w:lang w:eastAsia="zh-CN"/>
         </w:rPr>
       </w:pPr>
@@ -10277,7 +10272,7 @@
         <w:pStyle w:val="aff9"/>
         <w:ind w:left="397" w:hanging="198"/>
         <w:rPr>
-          <w:rFonts w:ascii="Noto Sans CJK SC" w:eastAsia="宋体" w:hAnsi="Noto Sans CJK SC"/>
+          <w:rFonts w:ascii="Noto Sans CJK SC" w:eastAsia="宋体" w:hAnsi="Noto Sans CJK SC" w:hint="eastAsia"/>
           <w:lang w:eastAsia="zh-CN"/>
         </w:rPr>
       </w:pPr>
@@ -10304,7 +10299,75 @@
           <w:highlight w:val="cyan"/>
           <w:lang w:eastAsia="zh-CN"/>
         </w:rPr>
-        <w:t>git clone git@github.com:baiyuan1786/CraftHub.git</w:t>
+        <w:t xml:space="preserve">git clone </w:t>
+      </w:r>
+      <w:hyperlink r:id="rId11" w:history="1">
+        <w:r>
+          <w:rPr>
+            <w:rStyle w:val="affc"/>
+            <w:rFonts w:ascii="Noto Sans CJK SC" w:eastAsia="宋体" w:hAnsi="Noto Sans CJK SC"/>
+            <w:highlight w:val="cyan"/>
+            <w:lang w:eastAsia="zh-CN"/>
+          </w:rPr>
+          <w:t>git@github.com:baiyuan1786/CraftHub.git</w:t>
+        </w:r>
+      </w:hyperlink>
+    </w:p>
+    <w:p>
+      <w:pPr>
+        <w:pStyle w:val="aff9"/>
+        <w:ind w:left="397" w:hanging="198"/>
+        <w:rPr>
+          <w:rFonts w:ascii="Noto Sans CJK SC" w:eastAsia="宋体" w:hAnsi="Noto Sans CJK SC" w:hint="eastAsia"/>
+          <w:lang w:eastAsia="zh-CN"/>
+        </w:rPr>
+      </w:pPr>
+      <w:r>
+        <w:rPr>
+          <w:rFonts w:ascii="Noto Sans CJK SC" w:eastAsia="宋体" w:hAnsi="Noto Sans CJK SC" w:hint="eastAsia"/>
+          <w:lang w:eastAsia="zh-CN"/>
+        </w:rPr>
+        <w:t>如果没有配置</w:t>
+      </w:r>
+      <w:r>
+        <w:rPr>
+          <w:rFonts w:ascii="Noto Sans CJK SC" w:eastAsia="宋体" w:hAnsi="Noto Sans CJK SC" w:hint="eastAsia"/>
+          <w:lang w:eastAsia="zh-CN"/>
+        </w:rPr>
+        <w:t>SSH</w:t>
+      </w:r>
+      <w:r>
+        <w:rPr>
+          <w:rFonts w:ascii="Noto Sans CJK SC" w:eastAsia="宋体" w:hAnsi="Noto Sans CJK SC" w:hint="eastAsia"/>
+          <w:lang w:eastAsia="zh-CN"/>
+        </w:rPr>
+        <w:t>秘钥，可以改用下面命令</w:t>
+      </w:r>
+    </w:p>
+    <w:p>
+      <w:pPr>
+        <w:pStyle w:val="aff9"/>
+        <w:ind w:left="397" w:hanging="198"/>
+        <w:rPr>
+          <w:rFonts w:ascii="Noto Sans CJK SC" w:eastAsia="宋体" w:hAnsi="Noto Sans CJK SC" w:hint="eastAsia"/>
+          <w:lang w:eastAsia="zh-CN"/>
+        </w:rPr>
+      </w:pPr>
+      <w:r>
+        <w:rPr>
+          <w:rFonts w:ascii="Noto Sans CJK SC" w:eastAsia="宋体" w:hAnsi="Noto Sans CJK SC" w:hint="eastAsia"/>
+          <w:highlight w:val="cyan"/>
+          <w:lang w:eastAsia="zh-CN"/>
+        </w:rPr>
+        <w:t xml:space="preserve">git clone </w:t>
+      </w:r>
+      <w:r>
+        <w:rPr>
+          <w:rFonts w:ascii="Noto Sans CJK SC" w:eastAsia="宋体" w:hAnsi="Noto Sans CJK SC"/>
+          <w:highlight w:val="cyan"/>
+          <w:lang w:eastAsia="zh-CN"/>
+        </w:rPr>
+        <w:t>https://github.com/baiyuan1786/CraftHub.git</w:t>
       </w:r>
     </w:p>
     <w:p>
@@ -10500,20 +10563,14 @@
                 <w:b/>
                 <w:color w:val="784B00"/>
               </w:rPr>
+              <w:lastRenderedPageBreak/>
               <w:t>警告：</w:t>
             </w:r>
             <w:r>
               <w:rPr>
                 <w:rFonts w:ascii="Noto Sans CJK SC" w:eastAsia="Noto Sans CJK SC" w:hAnsi="Noto Sans CJK SC"/>
               </w:rPr>
-              <w:t>不要随意删除、重命名或移动 core、subscript、subscripts、tool、dependence 等内部目录。</w:t>
-            </w:r>
-            <w:r>
-              <w:rPr>
-                <w:rFonts w:ascii="Noto Sans CJK SC" w:eastAsia="Noto Sans CJK SC" w:hAnsi="Noto Sans CJK SC"/>
-              </w:rPr>
-              <w:lastRenderedPageBreak/>
-              <w:t>目录结构被破坏后，平台可能无法启动或无法发现工具。</w:t>
+              <w:t>不要随意删除、重命名或移动 core、subscript、subscripts、tool、dependence 等内部目录。目录结构被破坏后，平台可能无法启动或无法发现工具。</w:t>
             </w:r>
           </w:p>
         </w:tc>
@@ -10727,7 +10784,7 @@
         <w:spacing w:after="0"/>
         <w:ind w:firstLine="720"/>
         <w:rPr>
-          <w:rFonts w:ascii="宋体" w:eastAsia="宋体" w:hAnsi="宋体" w:cs="宋体"/>
+          <w:rFonts w:ascii="宋体" w:eastAsia="宋体" w:hAnsi="宋体" w:cs="宋体" w:hint="eastAsia"/>
           <w:lang w:eastAsia="zh-CN"/>
         </w:rPr>
       </w:pPr>
@@ -10757,7 +10814,7 @@
         <w:spacing w:after="0"/>
         <w:ind w:firstLine="720"/>
         <w:rPr>
-          <w:rFonts w:ascii="宋体" w:eastAsia="宋体" w:hAnsi="宋体" w:cs="宋体"/>
+          <w:rFonts w:ascii="宋体" w:eastAsia="宋体" w:hAnsi="宋体" w:cs="宋体" w:hint="eastAsia"/>
           <w:lang w:eastAsia="zh-CN"/>
         </w:rPr>
       </w:pPr>
@@ -10787,7 +10844,7 @@
                     <pic:cNvPicPr/>
                   </pic:nvPicPr>
                   <pic:blipFill>
-                    <a:blip r:embed="rId11"/>
+                    <a:blip r:embed="rId12"/>
                     <a:stretch>
                       <a:fillRect/>
                     </a:stretch>
@@ -10813,7 +10870,6 @@
         <w:pStyle w:val="af7"/>
         <w:jc w:val="center"/>
         <w:rPr>
-          <w:rFonts w:hint="eastAsia"/>
           <w:lang w:eastAsia="zh-CN"/>
         </w:rPr>
       </w:pPr>
@@ -11108,7 +11164,7 @@
       <w:pPr>
         <w:ind w:firstLine="397"/>
         <w:rPr>
-          <w:rFonts w:eastAsia="宋体"/>
+          <w:rFonts w:eastAsia="宋体" w:hint="eastAsia"/>
           <w:lang w:eastAsia="zh-CN"/>
         </w:rPr>
       </w:pPr>
@@ -11156,6 +11212,7 @@
           <w:highlight w:val="cyan"/>
           <w:lang w:eastAsia="zh-CN"/>
         </w:rPr>
+        <w:lastRenderedPageBreak/>
         <w:t>pip install -r requirements.txt</w:t>
       </w:r>
     </w:p>
@@ -11164,16 +11221,15 @@
         <w:pStyle w:val="14"/>
         <w:ind w:left="397" w:hanging="397"/>
         <w:rPr>
-          <w:rFonts w:eastAsia="宋体"/>
-          <w:lang w:eastAsia="zh-CN"/>
-        </w:rPr>
-      </w:pPr>
-      <w:r>
-        <w:rPr>
           <w:rFonts w:eastAsia="宋体" w:hint="eastAsia"/>
           <w:lang w:eastAsia="zh-CN"/>
         </w:rPr>
-        <w:lastRenderedPageBreak/>
+      </w:pPr>
+      <w:r>
+        <w:rPr>
+          <w:rFonts w:eastAsia="宋体" w:hint="eastAsia"/>
+          <w:lang w:eastAsia="zh-CN"/>
+        </w:rPr>
         <w:t>之后，通过下面命令运行工具</w:t>
       </w:r>
       <w:r>
@@ -11837,7 +11893,7 @@
                     <pic:cNvPicPr/>
                   </pic:nvPicPr>
                   <pic:blipFill>
-                    <a:blip r:embed="rId12"/>
+                    <a:blip r:embed="rId13"/>
                     <a:stretch>
                       <a:fillRect/>
                     </a:stretch>
@@ -11906,7 +11962,7 @@
       <w:pPr>
         <w:pStyle w:val="14"/>
         <w:rPr>
-          <w:rFonts w:ascii="Noto Sans CJK SC" w:eastAsia="宋体" w:hAnsi="Noto Sans CJK SC"/>
+          <w:rFonts w:ascii="Noto Sans CJK SC" w:eastAsia="宋体" w:hAnsi="Noto Sans CJK SC" w:hint="eastAsia"/>
           <w:lang w:eastAsia="zh-CN"/>
         </w:rPr>
       </w:pPr>
@@ -11979,7 +12035,7 @@
                     <pic:cNvPicPr/>
                   </pic:nvPicPr>
                   <pic:blipFill>
-                    <a:blip r:embed="rId13"/>
+                    <a:blip r:embed="rId14"/>
                     <a:stretch>
                       <a:fillRect/>
                     </a:stretch>
@@ -12005,7 +12061,7 @@
         <w:pStyle w:val="af7"/>
         <w:jc w:val="center"/>
         <w:rPr>
-          <w:rFonts w:ascii="Noto Sans CJK SC" w:eastAsia="宋体" w:hAnsi="Noto Sans CJK SC"/>
+          <w:rFonts w:ascii="Noto Sans CJK SC" w:eastAsia="宋体" w:hAnsi="Noto Sans CJK SC" w:hint="eastAsia"/>
           <w:lang w:eastAsia="zh-CN"/>
         </w:rPr>
       </w:pPr>
@@ -12485,7 +12541,7 @@
       <w:pPr>
         <w:spacing w:after="0"/>
         <w:rPr>
-          <w:rFonts w:eastAsia="宋体"/>
+          <w:rFonts w:eastAsia="宋体" w:hint="eastAsia"/>
           <w:lang w:eastAsia="zh-CN"/>
         </w:rPr>
       </w:pPr>
@@ -12495,7 +12551,7 @@
         <w:spacing w:after="0"/>
         <w:ind w:firstLineChars="100" w:firstLine="210"/>
         <w:rPr>
-          <w:rFonts w:eastAsia="宋体"/>
+          <w:rFonts w:eastAsia="宋体" w:hint="eastAsia"/>
           <w:lang w:eastAsia="zh-CN"/>
         </w:rPr>
       </w:pPr>
@@ -12590,7 +12646,7 @@
                     <pic:cNvPicPr/>
                   </pic:nvPicPr>
                   <pic:blipFill>
-                    <a:blip r:embed="rId14"/>
+                    <a:blip r:embed="rId15"/>
                     <a:stretch>
                       <a:fillRect/>
                     </a:stretch>
@@ -12943,7 +12999,7 @@
         <w:pStyle w:val="aff9"/>
         <w:ind w:left="397" w:hanging="198"/>
         <w:rPr>
-          <w:rFonts w:ascii="Noto Sans CJK SC" w:eastAsia="宋体" w:hAnsi="Noto Sans CJK SC"/>
+          <w:rFonts w:ascii="Noto Sans CJK SC" w:eastAsia="宋体" w:hAnsi="Noto Sans CJK SC" w:hint="eastAsia"/>
           <w:lang w:eastAsia="zh-CN"/>
         </w:rPr>
       </w:pPr>
@@ -13671,7 +13727,7 @@
       <w:pPr>
         <w:pStyle w:val="14"/>
         <w:rPr>
-          <w:rFonts w:ascii="Noto Sans CJK SC" w:eastAsia="宋体" w:hAnsi="Noto Sans CJK SC"/>
+          <w:rFonts w:ascii="Noto Sans CJK SC" w:eastAsia="宋体" w:hAnsi="Noto Sans CJK SC" w:hint="eastAsia"/>
           <w:lang w:eastAsia="zh-CN"/>
         </w:rPr>
       </w:pPr>
@@ -13709,7 +13765,7 @@
                     <pic:cNvPicPr/>
                   </pic:nvPicPr>
                   <pic:blipFill>
-                    <a:blip r:embed="rId15"/>
+                    <a:blip r:embed="rId16"/>
                     <a:stretch>
                       <a:fillRect/>
                     </a:stretch>
@@ -13861,7 +13917,7 @@
         <w:pStyle w:val="aff9"/>
         <w:ind w:left="397" w:hanging="198"/>
         <w:rPr>
-          <w:rFonts w:ascii="Noto Sans CJK SC" w:eastAsia="宋体" w:hAnsi="Noto Sans CJK SC"/>
+          <w:rFonts w:ascii="Noto Sans CJK SC" w:eastAsia="宋体" w:hAnsi="Noto Sans CJK SC" w:hint="eastAsia"/>
           <w:lang w:eastAsia="zh-CN"/>
         </w:rPr>
       </w:pPr>
@@ -13878,7 +13934,7 @@
         <w:pStyle w:val="aff9"/>
         <w:ind w:left="397" w:hanging="198"/>
         <w:rPr>
-          <w:rFonts w:eastAsia="宋体"/>
+          <w:rFonts w:eastAsia="宋体" w:hint="eastAsia"/>
           <w:lang w:eastAsia="zh-CN"/>
         </w:rPr>
       </w:pPr>
@@ -13931,7 +13987,7 @@
                     <pic:cNvPicPr/>
                   </pic:nvPicPr>
                   <pic:blipFill>
-                    <a:blip r:embed="rId16"/>
+                    <a:blip r:embed="rId17"/>
                     <a:stretch>
                       <a:fillRect/>
                     </a:stretch>
@@ -14250,7 +14306,7 @@
           <w:numId w:val="10"/>
         </w:numPr>
         <w:rPr>
-          <w:rFonts w:ascii="Noto Sans CJK SC" w:eastAsia="宋体" w:hAnsi="Noto Sans CJK SC"/>
+          <w:rFonts w:ascii="Noto Sans CJK SC" w:eastAsia="宋体" w:hAnsi="Noto Sans CJK SC" w:hint="eastAsia"/>
           <w:lang w:eastAsia="zh-CN"/>
         </w:rPr>
       </w:pPr>
@@ -14267,7 +14323,7 @@
     <w:p>
       <w:pPr>
         <w:rPr>
-          <w:rFonts w:eastAsia="宋体"/>
+          <w:rFonts w:eastAsia="宋体" w:hint="eastAsia"/>
           <w:lang w:eastAsia="zh-CN"/>
         </w:rPr>
       </w:pPr>
@@ -14318,7 +14374,7 @@
                     <pic:cNvPicPr/>
                   </pic:nvPicPr>
                   <pic:blipFill>
-                    <a:blip r:embed="rId17"/>
+                    <a:blip r:embed="rId18"/>
                     <a:stretch>
                       <a:fillRect/>
                     </a:stretch>
@@ -14344,7 +14400,7 @@
         <w:pStyle w:val="af7"/>
         <w:jc w:val="center"/>
         <w:rPr>
-          <w:rFonts w:eastAsia="宋体"/>
+          <w:rFonts w:eastAsia="宋体" w:hint="eastAsia"/>
           <w:lang w:eastAsia="zh-CN"/>
         </w:rPr>
       </w:pPr>
@@ -14401,7 +14457,7 @@
     <w:p>
       <w:pPr>
         <w:rPr>
-          <w:rFonts w:eastAsia="宋体"/>
+          <w:rFonts w:eastAsia="宋体" w:hint="eastAsia"/>
           <w:lang w:eastAsia="zh-CN"/>
         </w:rPr>
       </w:pPr>
@@ -14444,7 +14500,7 @@
                     <pic:cNvPicPr/>
                   </pic:nvPicPr>
                   <pic:blipFill>
-                    <a:blip r:embed="rId18"/>
+                    <a:blip r:embed="rId19"/>
                     <a:stretch>
                       <a:fillRect/>
                     </a:stretch>
@@ -14470,27 +14526,48 @@
         <w:pStyle w:val="af7"/>
         <w:jc w:val="center"/>
         <w:rPr>
-          <w:rFonts w:eastAsia="宋体"/>
+          <w:rFonts w:eastAsia="宋体" w:hint="eastAsia"/>
           <w:lang w:eastAsia="zh-CN"/>
         </w:rPr>
       </w:pPr>
       <w:r>
         <w:rPr>
           <w:rFonts w:ascii="宋体" w:eastAsia="宋体" w:hAnsi="宋体" w:cs="宋体" w:hint="eastAsia"/>
+          <w:lang w:eastAsia="zh-CN"/>
         </w:rPr>
         <w:t>图</w:t>
       </w:r>
       <w:r>
+        <w:rPr>
+          <w:lang w:eastAsia="zh-CN"/>
+        </w:rPr>
         <w:t xml:space="preserve"> </w:t>
       </w:r>
-      <w:fldSimple w:instr=" SEQ 图 \* ARABIC ">
-        <w:r>
-          <w:rPr>
-            <w:noProof/>
-          </w:rPr>
-          <w:t>9</w:t>
-        </w:r>
-      </w:fldSimple>
+      <w:r>
+        <w:fldChar w:fldCharType="begin"/>
+      </w:r>
+      <w:r>
+        <w:rPr>
+          <w:lang w:eastAsia="zh-CN"/>
+        </w:rPr>
+        <w:instrText xml:space="preserve"> SEQ 图 \* ARABIC </w:instrText>
+      </w:r>
+      <w:r>
+        <w:fldChar w:fldCharType="separate"/>
+      </w:r>
+      <w:r>
+        <w:rPr>
+          <w:noProof/>
+          <w:lang w:eastAsia="zh-CN"/>
+        </w:rPr>
+        <w:t>9</w:t>
+      </w:r>
+      <w:r>
+        <w:rPr>
+          <w:noProof/>
+        </w:rPr>
+        <w:fldChar w:fldCharType="end"/>
+      </w:r>
       <w:r>
         <w:rPr>
           <w:rFonts w:eastAsia="宋体" w:hint="eastAsia"/>
@@ -14583,7 +14660,7 @@
                     <pic:cNvPicPr/>
                   </pic:nvPicPr>
                   <pic:blipFill>
-                    <a:blip r:embed="rId19"/>
+                    <a:blip r:embed="rId20"/>
                     <a:stretch>
                       <a:fillRect/>
                     </a:stretch>
@@ -15616,7 +15693,7 @@
       <w:pPr>
         <w:pStyle w:val="14"/>
         <w:rPr>
-          <w:rFonts w:ascii="Noto Sans CJK SC" w:eastAsia="宋体" w:hAnsi="Noto Sans CJK SC"/>
+          <w:rFonts w:ascii="Noto Sans CJK SC" w:eastAsia="宋体" w:hAnsi="Noto Sans CJK SC" w:hint="eastAsia"/>
           <w:lang w:eastAsia="zh-CN"/>
         </w:rPr>
       </w:pPr>
@@ -15636,7 +15713,7 @@
           <w:numId w:val="10"/>
         </w:numPr>
         <w:rPr>
-          <w:rFonts w:ascii="Noto Sans CJK SC" w:eastAsia="宋体" w:hAnsi="Noto Sans CJK SC"/>
+          <w:rFonts w:ascii="Noto Sans CJK SC" w:eastAsia="宋体" w:hAnsi="Noto Sans CJK SC" w:hint="eastAsia"/>
           <w:lang w:eastAsia="zh-CN"/>
         </w:rPr>
       </w:pPr>
@@ -15665,7 +15742,7 @@
           <w:numId w:val="10"/>
         </w:numPr>
         <w:rPr>
-          <w:rFonts w:ascii="宋体" w:eastAsia="宋体" w:hAnsi="宋体" w:cs="宋体"/>
+          <w:rFonts w:ascii="宋体" w:eastAsia="宋体" w:hAnsi="宋体" w:cs="宋体" w:hint="eastAsia"/>
           <w:lang w:eastAsia="zh-CN"/>
         </w:rPr>
       </w:pPr>
@@ -15683,30 +15760,23 @@
       <w:pPr>
         <w:pStyle w:val="14"/>
         <w:rPr>
-          <w:rFonts w:ascii="宋体" w:eastAsia="宋体" w:hAnsi="宋体" w:cs="宋体"/>
-          <w:lang w:eastAsia="zh-CN"/>
-        </w:rPr>
-      </w:pPr>
-      <w:r>
-        <w:rPr>
           <w:rFonts w:ascii="宋体" w:eastAsia="宋体" w:hAnsi="宋体" w:cs="宋体" w:hint="eastAsia"/>
           <w:lang w:eastAsia="zh-CN"/>
         </w:rPr>
-        <w:t>如果需要在目前架构上扩增新的脚本，需阅读此章节</w:t>
-      </w:r>
+      </w:pPr>
       <w:r>
         <w:rPr>
           <w:rFonts w:ascii="宋体" w:eastAsia="宋体" w:hAnsi="宋体" w:cs="宋体" w:hint="eastAsia"/>
           <w:lang w:eastAsia="zh-CN"/>
         </w:rPr>
-        <w:t>。</w:t>
+        <w:t>如果需要在目前架构上扩增新的脚本，需阅读此章节。</w:t>
       </w:r>
     </w:p>
     <w:p>
       <w:pPr>
         <w:pStyle w:val="14"/>
         <w:rPr>
-          <w:rFonts w:ascii="Noto Sans CJK SC" w:eastAsia="Noto Sans CJK SC" w:hAnsi="Noto Sans CJK SC" w:hint="eastAsia"/>
+          <w:rFonts w:ascii="Noto Sans CJK SC" w:eastAsia="Noto Sans CJK SC" w:hAnsi="Noto Sans CJK SC"/>
           <w:lang w:eastAsia="zh-CN"/>
         </w:rPr>
       </w:pPr>
@@ -15746,7 +15816,7 @@
                     <pic:cNvPicPr/>
                   </pic:nvPicPr>
                   <pic:blipFill>
-                    <a:blip r:embed="rId20"/>
+                    <a:blip r:embed="rId21"/>
                     <a:stretch>
                       <a:fillRect/>
                     </a:stretch>
@@ -15779,20 +15849,41 @@
       <w:r>
         <w:rPr>
           <w:rFonts w:ascii="宋体" w:eastAsia="宋体" w:hAnsi="宋体" w:cs="宋体" w:hint="eastAsia"/>
+          <w:lang w:eastAsia="zh-CN"/>
         </w:rPr>
         <w:t>图</w:t>
       </w:r>
       <w:r>
+        <w:rPr>
+          <w:lang w:eastAsia="zh-CN"/>
+        </w:rPr>
         <w:t xml:space="preserve"> </w:t>
       </w:r>
-      <w:fldSimple w:instr=" SEQ 图 \* ARABIC ">
-        <w:r>
-          <w:rPr>
-            <w:noProof/>
-          </w:rPr>
-          <w:t>11</w:t>
-        </w:r>
-      </w:fldSimple>
+      <w:r>
+        <w:fldChar w:fldCharType="begin"/>
+      </w:r>
+      <w:r>
+        <w:rPr>
+          <w:lang w:eastAsia="zh-CN"/>
+        </w:rPr>
+        <w:instrText xml:space="preserve"> SEQ 图 \* ARABIC </w:instrText>
+      </w:r>
+      <w:r>
+        <w:fldChar w:fldCharType="separate"/>
+      </w:r>
+      <w:r>
+        <w:rPr>
+          <w:noProof/>
+          <w:lang w:eastAsia="zh-CN"/>
+        </w:rPr>
+        <w:t>11</w:t>
+      </w:r>
+      <w:r>
+        <w:rPr>
+          <w:noProof/>
+        </w:rPr>
+        <w:fldChar w:fldCharType="end"/>
+      </w:r>
       <w:r>
         <w:rPr>
           <w:rFonts w:eastAsia="宋体" w:hint="eastAsia"/>
@@ -15819,7 +15910,7 @@
       <w:pPr>
         <w:pStyle w:val="14"/>
         <w:rPr>
-          <w:rFonts w:ascii="宋体" w:eastAsia="宋体" w:hAnsi="宋体" w:cs="宋体"/>
+          <w:rFonts w:ascii="宋体" w:eastAsia="宋体" w:hAnsi="宋体" w:cs="宋体" w:hint="eastAsia"/>
           <w:lang w:eastAsia="zh-CN"/>
         </w:rPr>
       </w:pPr>
@@ -15869,7 +15960,7 @@
           <w:numId w:val="10"/>
         </w:numPr>
         <w:rPr>
-          <w:rFonts w:ascii="宋体" w:eastAsia="宋体" w:hAnsi="宋体" w:cs="宋体"/>
+          <w:rFonts w:ascii="宋体" w:eastAsia="宋体" w:hAnsi="宋体" w:cs="宋体" w:hint="eastAsia"/>
           <w:lang w:eastAsia="zh-CN"/>
         </w:rPr>
       </w:pPr>
@@ -16251,7 +16342,7 @@
       <w:pPr>
         <w:ind w:left="440"/>
         <w:rPr>
-          <w:rFonts w:eastAsia="宋体"/>
+          <w:rFonts w:eastAsia="宋体" w:hint="eastAsia"/>
           <w:lang w:eastAsia="zh-CN"/>
         </w:rPr>
       </w:pPr>
@@ -16273,7 +16364,7 @@
           <w:numId w:val="10"/>
         </w:numPr>
         <w:rPr>
-          <w:rFonts w:ascii="宋体" w:eastAsia="宋体" w:hAnsi="宋体" w:cs="宋体"/>
+          <w:rFonts w:ascii="宋体" w:eastAsia="宋体" w:hAnsi="宋体" w:cs="宋体" w:hint="eastAsia"/>
           <w:lang w:eastAsia="zh-CN"/>
         </w:rPr>
       </w:pPr>
@@ -17420,7 +17511,7 @@
           <w:numId w:val="10"/>
         </w:numPr>
         <w:rPr>
-          <w:rFonts w:ascii="宋体" w:eastAsia="宋体" w:hAnsi="宋体" w:cs="宋体"/>
+          <w:rFonts w:ascii="宋体" w:eastAsia="宋体" w:hAnsi="宋体" w:cs="宋体" w:hint="eastAsia"/>
           <w:lang w:eastAsia="zh-CN"/>
         </w:rPr>
       </w:pPr>
@@ -17986,7 +18077,7 @@
           <w:numId w:val="10"/>
         </w:numPr>
         <w:rPr>
-          <w:rFonts w:ascii="宋体" w:eastAsia="宋体" w:hAnsi="宋体" w:cs="宋体"/>
+          <w:rFonts w:ascii="宋体" w:eastAsia="宋体" w:hAnsi="宋体" w:cs="宋体" w:hint="eastAsia"/>
           <w:lang w:eastAsia="zh-CN"/>
         </w:rPr>
       </w:pPr>
@@ -18764,7 +18855,7 @@
           <w:numId w:val="10"/>
         </w:numPr>
         <w:rPr>
-          <w:rFonts w:ascii="宋体" w:eastAsia="宋体" w:hAnsi="宋体" w:cs="宋体"/>
+          <w:rFonts w:ascii="宋体" w:eastAsia="宋体" w:hAnsi="宋体" w:cs="宋体" w:hint="eastAsia"/>
           <w:lang w:eastAsia="zh-CN"/>
         </w:rPr>
       </w:pPr>
@@ -19163,7 +19254,7 @@
           <w:numId w:val="10"/>
         </w:numPr>
         <w:rPr>
-          <w:rFonts w:ascii="宋体" w:eastAsia="宋体" w:hAnsi="宋体" w:cs="宋体"/>
+          <w:rFonts w:ascii="宋体" w:eastAsia="宋体" w:hAnsi="宋体" w:cs="宋体" w:hint="eastAsia"/>
           <w:lang w:eastAsia="zh-CN"/>
         </w:rPr>
       </w:pPr>
@@ -19635,7 +19726,7 @@
           <w:numId w:val="10"/>
         </w:numPr>
         <w:rPr>
-          <w:rFonts w:ascii="宋体" w:eastAsia="宋体" w:hAnsi="宋体" w:cs="宋体"/>
+          <w:rFonts w:ascii="宋体" w:eastAsia="宋体" w:hAnsi="宋体" w:cs="宋体" w:hint="eastAsia"/>
           <w:lang w:eastAsia="zh-CN"/>
         </w:rPr>
       </w:pPr>
@@ -20012,7 +20103,7 @@
           <w:numId w:val="10"/>
         </w:numPr>
         <w:rPr>
-          <w:rFonts w:ascii="宋体" w:eastAsia="宋体" w:hAnsi="宋体" w:cs="宋体"/>
+          <w:rFonts w:ascii="宋体" w:eastAsia="宋体" w:hAnsi="宋体" w:cs="宋体" w:hint="eastAsia"/>
           <w:lang w:eastAsia="zh-CN"/>
         </w:rPr>
       </w:pPr>
@@ -20436,7 +20527,7 @@
           <w:numId w:val="10"/>
         </w:numPr>
         <w:rPr>
-          <w:rFonts w:ascii="宋体" w:eastAsia="宋体" w:hAnsi="宋体" w:cs="宋体"/>
+          <w:rFonts w:ascii="宋体" w:eastAsia="宋体" w:hAnsi="宋体" w:cs="宋体" w:hint="eastAsia"/>
           <w:lang w:eastAsia="zh-CN"/>
         </w:rPr>
       </w:pPr>
@@ -20678,7 +20769,7 @@
           <w:numId w:val="10"/>
         </w:numPr>
         <w:rPr>
-          <w:rFonts w:ascii="宋体" w:eastAsia="宋体" w:hAnsi="宋体" w:cs="宋体"/>
+          <w:rFonts w:ascii="宋体" w:eastAsia="宋体" w:hAnsi="宋体" w:cs="宋体" w:hint="eastAsia"/>
           <w:lang w:eastAsia="zh-CN"/>
         </w:rPr>
       </w:pPr>
@@ -21264,7 +21355,7 @@
           <w:numId w:val="10"/>
         </w:numPr>
         <w:rPr>
-          <w:rFonts w:ascii="宋体" w:eastAsia="宋体" w:hAnsi="宋体" w:cs="宋体"/>
+          <w:rFonts w:ascii="宋体" w:eastAsia="宋体" w:hAnsi="宋体" w:cs="宋体" w:hint="eastAsia"/>
           <w:lang w:eastAsia="zh-CN"/>
         </w:rPr>
       </w:pPr>
@@ -21687,7 +21778,7 @@
           <w:numId w:val="10"/>
         </w:numPr>
         <w:rPr>
-          <w:rFonts w:ascii="宋体" w:eastAsia="宋体" w:hAnsi="宋体" w:cs="宋体"/>
+          <w:rFonts w:ascii="宋体" w:eastAsia="宋体" w:hAnsi="宋体" w:cs="宋体" w:hint="eastAsia"/>
           <w:lang w:eastAsia="zh-CN"/>
         </w:rPr>
       </w:pPr>
@@ -21956,7 +22047,7 @@
           <w:numId w:val="10"/>
         </w:numPr>
         <w:rPr>
-          <w:rFonts w:ascii="宋体" w:eastAsia="宋体" w:hAnsi="宋体" w:cs="宋体"/>
+          <w:rFonts w:ascii="宋体" w:eastAsia="宋体" w:hAnsi="宋体" w:cs="宋体" w:hint="eastAsia"/>
           <w:lang w:eastAsia="zh-CN"/>
         </w:rPr>
       </w:pPr>
@@ -22040,7 +22131,7 @@
           <w:numId w:val="10"/>
         </w:numPr>
         <w:rPr>
-          <w:rFonts w:ascii="宋体" w:eastAsia="宋体" w:hAnsi="宋体" w:cs="宋体"/>
+          <w:rFonts w:ascii="宋体" w:eastAsia="宋体" w:hAnsi="宋体" w:cs="宋体" w:hint="eastAsia"/>
           <w:lang w:eastAsia="zh-CN"/>
         </w:rPr>
       </w:pPr>
@@ -22216,7 +22307,7 @@
           <w:numId w:val="10"/>
         </w:numPr>
         <w:rPr>
-          <w:rFonts w:ascii="宋体" w:eastAsia="宋体" w:hAnsi="宋体" w:cs="宋体"/>
+          <w:rFonts w:ascii="宋体" w:eastAsia="宋体" w:hAnsi="宋体" w:cs="宋体" w:hint="eastAsia"/>
           <w:lang w:eastAsia="zh-CN"/>
         </w:rPr>
       </w:pPr>
@@ -22234,7 +22325,7 @@
       <w:pPr>
         <w:ind w:left="442"/>
         <w:rPr>
-          <w:rFonts w:eastAsia="宋体"/>
+          <w:rFonts w:eastAsia="宋体" w:hint="eastAsia"/>
           <w:lang w:eastAsia="zh-CN"/>
         </w:rPr>
       </w:pPr>
@@ -22349,33 +22440,8 @@
                 <w:rFonts w:eastAsia="宋体"/>
                 <w:lang w:eastAsia="zh-CN"/>
               </w:rPr>
-              <w:t xml:space="preserve">from </w:t>
-            </w:r>
-            <w:proofErr w:type="spellStart"/>
-            <w:r>
-              <w:rPr>
-                <w:rFonts w:eastAsia="宋体"/>
-                <w:lang w:eastAsia="zh-CN"/>
-              </w:rPr>
-              <w:t>craftHub.tool</w:t>
-            </w:r>
-            <w:proofErr w:type="spellEnd"/>
-            <w:r>
-              <w:rPr>
-                <w:rFonts w:eastAsia="宋体"/>
-                <w:lang w:eastAsia="zh-CN"/>
-              </w:rPr>
-              <w:t xml:space="preserve"> import </w:t>
-            </w:r>
-            <w:proofErr w:type="spellStart"/>
-            <w:r>
-              <w:rPr>
-                <w:rFonts w:eastAsia="宋体"/>
-                <w:lang w:eastAsia="zh-CN"/>
-              </w:rPr>
-              <w:t>GLog</w:t>
-            </w:r>
-            <w:proofErr w:type="spellEnd"/>
+              <w:t>from craftHub.tool import GLog</w:t>
+            </w:r>
           </w:p>
           <w:p>
             <w:pPr>
@@ -22385,21 +22451,12 @@
                 <w:lang w:eastAsia="zh-CN"/>
               </w:rPr>
             </w:pPr>
-            <w:proofErr w:type="spellStart"/>
             <w:r>
               <w:rPr>
                 <w:rFonts w:eastAsia="宋体"/>
                 <w:lang w:eastAsia="zh-CN"/>
               </w:rPr>
-              <w:t>GLog.logInfo</w:t>
-            </w:r>
-            <w:proofErr w:type="spellEnd"/>
-            <w:r>
-              <w:rPr>
-                <w:rFonts w:eastAsia="宋体"/>
-                <w:lang w:eastAsia="zh-CN"/>
-              </w:rPr>
-              <w:t>(f"</w:t>
+              <w:t>GLog.logInfo(f"</w:t>
             </w:r>
             <w:r>
               <w:rPr>
@@ -22408,7 +22465,6 @@
               </w:rPr>
               <w:t>欢迎使用</w:t>
             </w:r>
-            <w:proofErr w:type="spellStart"/>
             <w:r>
               <w:rPr>
                 <w:rFonts w:eastAsia="宋体" w:hint="eastAsia"/>
@@ -22416,7 +22472,6 @@
               </w:rPr>
               <w:t>Glog</w:t>
             </w:r>
-            <w:proofErr w:type="spellEnd"/>
             <w:r>
               <w:rPr>
                 <w:rFonts w:eastAsia="宋体"/>
@@ -22512,7 +22567,6 @@
               </w:rPr>
               <w:t>欢迎使用</w:t>
             </w:r>
-            <w:proofErr w:type="spellStart"/>
             <w:r>
               <w:rPr>
                 <w:rFonts w:eastAsia="宋体" w:hint="eastAsia"/>
@@ -22520,7 +22574,6 @@
               </w:rPr>
               <w:t>Glog</w:t>
             </w:r>
-            <w:proofErr w:type="spellEnd"/>
           </w:p>
         </w:tc>
       </w:tr>
@@ -22529,7 +22582,7 @@
       <w:pPr>
         <w:ind w:left="442"/>
         <w:rPr>
-          <w:rFonts w:eastAsia="宋体"/>
+          <w:rFonts w:eastAsia="宋体" w:hint="eastAsia"/>
           <w:lang w:eastAsia="zh-CN"/>
         </w:rPr>
       </w:pPr>
@@ -22559,18 +22612,17 @@
       <w:pPr>
         <w:ind w:left="442"/>
         <w:rPr>
-          <w:rFonts w:eastAsia="宋体"/>
-          <w:lang w:eastAsia="zh-CN"/>
-        </w:rPr>
-      </w:pPr>
-      <w:r>
-        <w:rPr>
           <w:rFonts w:eastAsia="宋体" w:hint="eastAsia"/>
           <w:lang w:eastAsia="zh-CN"/>
         </w:rPr>
+      </w:pPr>
+      <w:r>
+        <w:rPr>
+          <w:rFonts w:eastAsia="宋体" w:hint="eastAsia"/>
+          <w:lang w:eastAsia="zh-CN"/>
+        </w:rPr>
         <w:t>另外还有一个不带时间戳的版本，即</w:t>
       </w:r>
-      <w:proofErr w:type="spellStart"/>
       <w:r>
         <w:rPr>
           <w:rFonts w:eastAsia="宋体"/>
@@ -22585,16 +22637,7 @@
           <w:highlight w:val="cyan"/>
           <w:lang w:eastAsia="zh-CN"/>
         </w:rPr>
-        <w:t>WithNoTime</w:t>
-      </w:r>
-      <w:proofErr w:type="spellEnd"/>
-      <w:r>
-        <w:rPr>
-          <w:rFonts w:eastAsia="宋体" w:hint="eastAsia"/>
-          <w:highlight w:val="cyan"/>
-          <w:lang w:eastAsia="zh-CN"/>
-        </w:rPr>
-        <w:t>,</w:t>
+        <w:t>WithNoTime,</w:t>
       </w:r>
       <w:r>
         <w:rPr>
@@ -22633,7 +22676,7 @@
           <w:numId w:val="10"/>
         </w:numPr>
         <w:rPr>
-          <w:rFonts w:ascii="宋体" w:eastAsia="宋体" w:hAnsi="宋体" w:cs="宋体"/>
+          <w:rFonts w:ascii="宋体" w:eastAsia="宋体" w:hAnsi="宋体" w:cs="宋体" w:hint="eastAsia"/>
           <w:lang w:eastAsia="zh-CN"/>
         </w:rPr>
       </w:pPr>
@@ -22652,7 +22695,7 @@
         <w:pStyle w:val="14"/>
         <w:ind w:firstLine="440"/>
         <w:rPr>
-          <w:rFonts w:ascii="宋体" w:eastAsia="宋体" w:hAnsi="宋体" w:cs="宋体"/>
+          <w:rFonts w:ascii="宋体" w:eastAsia="宋体" w:hAnsi="宋体" w:cs="宋体" w:hint="eastAsia"/>
           <w:lang w:eastAsia="zh-CN"/>
         </w:rPr>
       </w:pPr>
@@ -22676,58 +22719,24 @@
         <w:pStyle w:val="14"/>
         <w:ind w:firstLine="440"/>
         <w:rPr>
+          <w:rFonts w:ascii="宋体" w:eastAsia="宋体" w:hAnsi="宋体" w:cs="宋体" w:hint="eastAsia"/>
+          <w:lang w:eastAsia="zh-CN"/>
+        </w:rPr>
+      </w:pPr>
+      <w:r>
+        <w:rPr>
+          <w:rFonts w:ascii="宋体" w:eastAsia="宋体" w:hAnsi="宋体" w:cs="宋体" w:hint="eastAsia"/>
+          <w:lang w:eastAsia="zh-CN"/>
+        </w:rPr>
+        <w:t>子脚本业务的需求可以在页面类中联动实现，CraftHub本身并不关注子脚本的业务属性。如果需要打印log，你需要调用log模块的GLog，调用它的logInfo或者</w:t>
+      </w:r>
+      <w:r>
+        <w:rPr>
           <w:rFonts w:ascii="宋体" w:eastAsia="宋体" w:hAnsi="宋体" w:cs="宋体"/>
           <w:lang w:eastAsia="zh-CN"/>
         </w:rPr>
-      </w:pPr>
-      <w:r>
-        <w:rPr>
-          <w:rFonts w:ascii="宋体" w:eastAsia="宋体" w:hAnsi="宋体" w:cs="宋体" w:hint="eastAsia"/>
-          <w:lang w:eastAsia="zh-CN"/>
-        </w:rPr>
-        <w:t>子脚本业务的需求可以在页面类中联动实现，CraftHub本身并不关注子脚本的业务属性。如果需要打印log，你需要调用log模块的</w:t>
-      </w:r>
-      <w:proofErr w:type="spellStart"/>
-      <w:r>
-        <w:rPr>
-          <w:rFonts w:ascii="宋体" w:eastAsia="宋体" w:hAnsi="宋体" w:cs="宋体" w:hint="eastAsia"/>
-          <w:lang w:eastAsia="zh-CN"/>
-        </w:rPr>
-        <w:t>GLog</w:t>
-      </w:r>
-      <w:proofErr w:type="spellEnd"/>
-      <w:r>
-        <w:rPr>
-          <w:rFonts w:ascii="宋体" w:eastAsia="宋体" w:hAnsi="宋体" w:cs="宋体" w:hint="eastAsia"/>
-          <w:lang w:eastAsia="zh-CN"/>
-        </w:rPr>
-        <w:t>，调用它的</w:t>
-      </w:r>
-      <w:proofErr w:type="spellStart"/>
-      <w:r>
-        <w:rPr>
-          <w:rFonts w:ascii="宋体" w:eastAsia="宋体" w:hAnsi="宋体" w:cs="宋体" w:hint="eastAsia"/>
-          <w:lang w:eastAsia="zh-CN"/>
-        </w:rPr>
-        <w:t>logInfo</w:t>
-      </w:r>
-      <w:proofErr w:type="spellEnd"/>
-      <w:r>
-        <w:rPr>
-          <w:rFonts w:ascii="宋体" w:eastAsia="宋体" w:hAnsi="宋体" w:cs="宋体" w:hint="eastAsia"/>
-          <w:lang w:eastAsia="zh-CN"/>
-        </w:rPr>
-        <w:t>或者</w:t>
-      </w:r>
-      <w:proofErr w:type="spellStart"/>
-      <w:r>
-        <w:rPr>
-          <w:rFonts w:ascii="宋体" w:eastAsia="宋体" w:hAnsi="宋体" w:cs="宋体"/>
-          <w:lang w:eastAsia="zh-CN"/>
-        </w:rPr>
         <w:t>logInfoWithNoTime</w:t>
       </w:r>
-      <w:proofErr w:type="spellEnd"/>
       <w:r>
         <w:rPr>
           <w:rFonts w:ascii="宋体" w:eastAsia="宋体" w:hAnsi="宋体" w:cs="宋体" w:hint="eastAsia"/>
@@ -23957,8 +23966,8 @@
       </w:r>
     </w:p>
     <w:sectPr>
-      <w:headerReference w:type="default" r:id="rId21"/>
-      <w:footerReference w:type="default" r:id="rId22"/>
+      <w:headerReference w:type="default" r:id="rId22"/>
+      <w:footerReference w:type="default" r:id="rId23"/>
       <w:pgSz w:w="11906" w:h="16838"/>
       <w:pgMar w:top="1134" w:right="1134" w:bottom="964" w:left="1134" w:header="454" w:footer="454" w:gutter="0"/>
       <w:pgNumType w:start="1"/>
@@ -25677,6 +25686,7 @@
   <w:style w:type="character" w:default="1" w:styleId="a2">
     <w:name w:val="Default Paragraph Font"/>
     <w:uiPriority w:val="1"/>
+    <w:semiHidden/>
     <w:unhideWhenUsed/>
   </w:style>
   <w:style w:type="table" w:default="1" w:styleId="a3">
@@ -36526,6 +36536,18 @@
       <w:u w:val="single"/>
     </w:rPr>
   </w:style>
+  <w:style w:type="character" w:styleId="affd">
+    <w:name w:val="Unresolved Mention"/>
+    <w:basedOn w:val="a2"/>
+    <w:uiPriority w:val="99"/>
+    <w:semiHidden/>
+    <w:unhideWhenUsed/>
+    <w:rsid w:val="001E32ED"/>
+    <w:rPr>
+      <w:color w:val="605E5C"/>
+      <w:shd w:val="clear" w:color="auto" w:fill="E1DFDD"/>
+    </w:rPr>
+  </w:style>
 </w:styles>
 </file>
 
